--- a/a7/build/out/u6/A7 Unit 6 Relationships in Triangles - Practice Test.docx
+++ b/a7/build/out/u6/A7 Unit 6 Relationships in Triangles - Practice Test.docx
@@ -671,7 +671,7 @@
                 <w:color w:val="1A1A1A"/>
                 <w:sz w:val="22"/>
               </w:rPr>
-              <w:t>Two sides of a triangle are 7 in and 12 in long. Which inequality shows every possible length x, in inches, of the third side?</w:t>
+              <w:t>Two sides of a triangle are 6 inches and 15 inches long. Which inequality shows every possible length x, in inches, of the third side?</w:t>
             </w:r>
             <w:r>
               <w:tab/>
@@ -713,7 +713,7 @@
             <w:r>
               <w:drawing>
                 <wp:inline xmlns:a="http://schemas.openxmlformats.org/drawingml/2006/main" xmlns:pic="http://schemas.openxmlformats.org/drawingml/2006/picture">
-                  <wp:extent cx="603504" cy="109728"/>
+                  <wp:extent cx="606552" cy="112776"/>
                   <wp:docPr id="1" name="Picture 1"/>
                   <wp:cNvGraphicFramePr>
                     <a:graphicFrameLocks noChangeAspect="1"/>
@@ -722,7 +722,7 @@
                     <a:graphicData uri="http://schemas.openxmlformats.org/drawingml/2006/picture">
                       <pic:pic>
                         <pic:nvPicPr>
-                          <pic:cNvPr id="0" name="b6f3e50bae2dceb8.png"/>
+                          <pic:cNvPr id="0" name="3ebd0dd699989a22.png"/>
                           <pic:cNvPicPr/>
                         </pic:nvPicPr>
                         <pic:blipFill>
@@ -734,7 +734,7 @@
                         <pic:spPr>
                           <a:xfrm>
                             <a:off x="0" y="0"/>
-                            <a:ext cx="603504" cy="109728"/>
+                            <a:ext cx="606552" cy="112776"/>
                           </a:xfrm>
                           <a:prstGeom prst="rect"/>
                         </pic:spPr>
@@ -772,7 +772,7 @@
             <w:r>
               <w:drawing>
                 <wp:inline xmlns:a="http://schemas.openxmlformats.org/drawingml/2006/main" xmlns:pic="http://schemas.openxmlformats.org/drawingml/2006/picture">
-                  <wp:extent cx="609600" cy="112776"/>
+                  <wp:extent cx="606552" cy="109728"/>
                   <wp:docPr id="2" name="Picture 2"/>
                   <wp:cNvGraphicFramePr>
                     <a:graphicFrameLocks noChangeAspect="1"/>
@@ -781,7 +781,7 @@
                     <a:graphicData uri="http://schemas.openxmlformats.org/drawingml/2006/picture">
                       <pic:pic>
                         <pic:nvPicPr>
-                          <pic:cNvPr id="0" name="81fa2d02cf32bd72.png"/>
+                          <pic:cNvPr id="0" name="d28e7aec7f4aa27b.png"/>
                           <pic:cNvPicPr/>
                         </pic:nvPicPr>
                         <pic:blipFill>
@@ -793,7 +793,7 @@
                         <pic:spPr>
                           <a:xfrm>
                             <a:off x="0" y="0"/>
-                            <a:ext cx="609600" cy="112776"/>
+                            <a:ext cx="606552" cy="109728"/>
                           </a:xfrm>
                           <a:prstGeom prst="rect"/>
                         </pic:spPr>
@@ -831,7 +831,7 @@
             <w:r>
               <w:drawing>
                 <wp:inline xmlns:a="http://schemas.openxmlformats.org/drawingml/2006/main" xmlns:pic="http://schemas.openxmlformats.org/drawingml/2006/picture">
-                  <wp:extent cx="643128" cy="112776"/>
+                  <wp:extent cx="637032" cy="109728"/>
                   <wp:docPr id="3" name="Picture 3"/>
                   <wp:cNvGraphicFramePr>
                     <a:graphicFrameLocks noChangeAspect="1"/>
@@ -840,7 +840,7 @@
                     <a:graphicData uri="http://schemas.openxmlformats.org/drawingml/2006/picture">
                       <pic:pic>
                         <pic:nvPicPr>
-                          <pic:cNvPr id="0" name="fd609c5bac5e39bf.png"/>
+                          <pic:cNvPr id="0" name="53789b6f069cc3da.png"/>
                           <pic:cNvPicPr/>
                         </pic:nvPicPr>
                         <pic:blipFill>
@@ -852,7 +852,7 @@
                         <pic:spPr>
                           <a:xfrm>
                             <a:off x="0" y="0"/>
-                            <a:ext cx="643128" cy="112776"/>
+                            <a:ext cx="637032" cy="109728"/>
                           </a:xfrm>
                           <a:prstGeom prst="rect"/>
                         </pic:spPr>
@@ -890,7 +890,7 @@
             <w:r>
               <w:drawing>
                 <wp:inline xmlns:a="http://schemas.openxmlformats.org/drawingml/2006/main" xmlns:pic="http://schemas.openxmlformats.org/drawingml/2006/picture">
-                  <wp:extent cx="615696" cy="112776"/>
+                  <wp:extent cx="609600" cy="112776"/>
                   <wp:docPr id="4" name="Picture 4"/>
                   <wp:cNvGraphicFramePr>
                     <a:graphicFrameLocks noChangeAspect="1"/>
@@ -899,7 +899,7 @@
                     <a:graphicData uri="http://schemas.openxmlformats.org/drawingml/2006/picture">
                       <pic:pic>
                         <pic:nvPicPr>
-                          <pic:cNvPr id="0" name="d3888a9718e6062a.png"/>
+                          <pic:cNvPr id="0" name="b4392e6e0b00c8b0.png"/>
                           <pic:cNvPicPr/>
                         </pic:nvPicPr>
                         <pic:blipFill>
@@ -911,7 +911,7 @@
                         <pic:spPr>
                           <a:xfrm>
                             <a:off x="0" y="0"/>
-                            <a:ext cx="615696" cy="112776"/>
+                            <a:ext cx="609600" cy="112776"/>
                           </a:xfrm>
                           <a:prstGeom prst="rect"/>
                         </pic:spPr>
@@ -1066,7 +1066,7 @@
                 <w:color w:val="1A1A1A"/>
                 <w:sz w:val="22"/>
               </w:rPr>
-              <w:t>Its legs are 9 in and 12 in. How long is the hypotenuse?</w:t>
+              <w:t>Its legs are 9 inches and 12 inches. How long is the hypotenuse?</w:t>
             </w:r>
             <w:r>
               <w:tab/>
@@ -1110,7 +1110,7 @@
                 <w:color w:val="1A1A1A"/>
                 <w:sz w:val="22"/>
               </w:rPr>
-              <w:t>Its hypotenuse is 50 m and one leg is 48 m. How long is the other leg?</w:t>
+              <w:t>Its hypotenuse is 61 meters and one leg is 60 meters. How long is the other leg?</w:t>
             </w:r>
             <w:r>
               <w:tab/>
@@ -1197,7 +1197,7 @@
                 <w:color w:val="1A1A1A"/>
                 <w:sz w:val="22"/>
               </w:rPr>
-              <w:t>A right triangle has legs of 7 cm and 13 cm. Find the length of the hypotenuse to the nearest tenth of a centimeter.</w:t>
+              <w:t>A right triangle has legs of 7 centimeters and 13 centimeters. How long is the hypotenuse, in centimeters? Round your answer to the nearest tenth.</w:t>
             </w:r>
             <w:r>
               <w:tab/>
@@ -1457,13 +1457,38 @@
               <w:t xml:space="preserve">C.  </w:t>
             </w:r>
             <w:r>
-              <w:rPr>
-                <w:b w:val="0"/>
-                <w:i w:val="0"/>
-                <w:color w:val="1A1A1A"/>
-                <w:sz w:val="22"/>
-              </w:rPr>
-              <w:t>2 · 4 + 2x = 2 · 9</w:t>
+              <w:drawing>
+                <wp:inline xmlns:a="http://schemas.openxmlformats.org/drawingml/2006/main" xmlns:pic="http://schemas.openxmlformats.org/drawingml/2006/picture">
+                  <wp:extent cx="877824" cy="131064"/>
+                  <wp:docPr id="7" name="Picture 7"/>
+                  <wp:cNvGraphicFramePr>
+                    <a:graphicFrameLocks noChangeAspect="1"/>
+                  </wp:cNvGraphicFramePr>
+                  <a:graphic>
+                    <a:graphicData uri="http://schemas.openxmlformats.org/drawingml/2006/picture">
+                      <pic:pic>
+                        <pic:nvPicPr>
+                          <pic:cNvPr id="0" name="9f0f45c6290a8aed.png"/>
+                          <pic:cNvPicPr/>
+                        </pic:nvPicPr>
+                        <pic:blipFill>
+                          <a:blip r:embed="rId15"/>
+                          <a:stretch>
+                            <a:fillRect/>
+                          </a:stretch>
+                        </pic:blipFill>
+                        <pic:spPr>
+                          <a:xfrm>
+                            <a:off x="0" y="0"/>
+                            <a:ext cx="877824" cy="131064"/>
+                          </a:xfrm>
+                          <a:prstGeom prst="rect"/>
+                        </pic:spPr>
+                      </pic:pic>
+                    </a:graphicData>
+                  </a:graphic>
+                </wp:inline>
+              </w:drawing>
             </w:r>
           </w:p>
           <w:p>
@@ -1494,7 +1519,7 @@
               <w:drawing>
                 <wp:inline xmlns:a="http://schemas.openxmlformats.org/drawingml/2006/main" xmlns:pic="http://schemas.openxmlformats.org/drawingml/2006/picture">
                   <wp:extent cx="758952" cy="131064"/>
-                  <wp:docPr id="7" name="Picture 7"/>
+                  <wp:docPr id="8" name="Picture 8"/>
                   <wp:cNvGraphicFramePr>
                     <a:graphicFrameLocks noChangeAspect="1"/>
                   </wp:cNvGraphicFramePr>
@@ -1506,7 +1531,7 @@
                           <pic:cNvPicPr/>
                         </pic:nvPicPr>
                         <pic:blipFill>
-                          <a:blip r:embed="rId15"/>
+                          <a:blip r:embed="rId16"/>
                           <a:stretch>
                             <a:fillRect/>
                           </a:stretch>
@@ -1594,7 +1619,7 @@
                 <w:color w:val="1A1A1A"/>
                 <w:sz w:val="22"/>
               </w:rPr>
-              <w:t>A rectangular field is 9 m wide and 10 m long. A path runs straight across it from one corner to the opposite corner.</w:t>
+              <w:t>A rectangular garden measures 9 meters by 10 meters. A path runs straight across it from one corner to the opposite corner.</w:t>
             </w:r>
           </w:p>
           <w:p>
@@ -1621,7 +1646,7 @@
                 <w:color w:val="1A1A1A"/>
                 <w:sz w:val="22"/>
               </w:rPr>
-              <w:t>How long is the path, to the nearest tenth of a meter?</w:t>
+              <w:t>How long is the path, in meters? Round your answer to the nearest tenth.</w:t>
             </w:r>
             <w:r>
               <w:tab/>
@@ -1665,7 +1690,7 @@
                 <w:color w:val="1A1A1A"/>
                 <w:sz w:val="22"/>
               </w:rPr>
-              <w:t>How much shorter is the path than walking along two sides of the field?</w:t>
+              <w:t>How much shorter is the path than walking along two sides of the garden? Round your answer to the nearest tenth.</w:t>
             </w:r>
             <w:r>
               <w:tab/>
@@ -1823,8 +1848,8 @@
             <w:r>
               <w:drawing>
                 <wp:inline xmlns:a="http://schemas.openxmlformats.org/drawingml/2006/main" xmlns:pic="http://schemas.openxmlformats.org/drawingml/2006/picture">
-                  <wp:extent cx="3017520" cy="1802041"/>
-                  <wp:docPr id="8" name="Picture 8"/>
+                  <wp:extent cx="3017520" cy="1600873"/>
+                  <wp:docPr id="9" name="Picture 9"/>
                   <wp:cNvGraphicFramePr>
                     <a:graphicFrameLocks noChangeAspect="1"/>
                   </wp:cNvGraphicFramePr>
@@ -1832,11 +1857,11 @@
                     <a:graphicData uri="http://schemas.openxmlformats.org/drawingml/2006/picture">
                       <pic:pic>
                         <pic:nvPicPr>
-                          <pic:cNvPr id="0" name="gdfacf29cef9e9327.png"/>
+                          <pic:cNvPr id="0" name="gfac33b63cbad229b.png"/>
                           <pic:cNvPicPr/>
                         </pic:nvPicPr>
                         <pic:blipFill>
-                          <a:blip r:embed="rId16"/>
+                          <a:blip r:embed="rId17"/>
                           <a:stretch>
                             <a:fillRect/>
                           </a:stretch>
@@ -1844,7 +1869,7 @@
                         <pic:spPr>
                           <a:xfrm>
                             <a:off x="0" y="0"/>
-                            <a:ext cx="3017520" cy="1802041"/>
+                            <a:ext cx="3017520" cy="1600873"/>
                           </a:xfrm>
                           <a:prstGeom prst="rect"/>
                         </pic:spPr>
@@ -1927,7 +1952,7 @@
                 <w:color w:val="1A1A1A"/>
                 <w:sz w:val="22"/>
               </w:rPr>
-              <w:t>Find the distance between (−1, 3) and (4, 1) to the nearest tenth.</w:t>
+              <w:t>Find the distance between (−1, 3) and (4, 1). Round your answer to the nearest tenth.</w:t>
             </w:r>
             <w:r>
               <w:tab/>
@@ -2023,7 +2048,7 @@
               <w:drawing>
                 <wp:inline xmlns:a="http://schemas.openxmlformats.org/drawingml/2006/main" xmlns:pic="http://schemas.openxmlformats.org/drawingml/2006/picture">
                   <wp:extent cx="3200400" cy="1688912"/>
-                  <wp:docPr id="9" name="Picture 9"/>
+                  <wp:docPr id="10" name="Picture 10"/>
                   <wp:cNvGraphicFramePr>
                     <a:graphicFrameLocks noChangeAspect="1"/>
                   </wp:cNvGraphicFramePr>
@@ -2035,7 +2060,7 @@
                           <pic:cNvPicPr/>
                         </pic:nvPicPr>
                         <pic:blipFill>
-                          <a:blip r:embed="rId17"/>
+                          <a:blip r:embed="rId18"/>
                           <a:stretch>
                             <a:fillRect/>
                           </a:stretch>
@@ -2122,7 +2147,7 @@
                 <w:color w:val="1A1A1A"/>
                 <w:sz w:val="22"/>
               </w:rPr>
-              <w:t>Find the perimeter of triangle JKL to the nearest tenth.</w:t>
+              <w:t>Find the perimeter of triangle JKL. Round your answer to the nearest tenth.</w:t>
             </w:r>
             <w:r>
               <w:tab/>
@@ -2420,8 +2445,8 @@
             <w:r>
               <w:drawing>
                 <wp:inline xmlns:a="http://schemas.openxmlformats.org/drawingml/2006/main" xmlns:pic="http://schemas.openxmlformats.org/drawingml/2006/picture">
-                  <wp:extent cx="3840480" cy="881289"/>
-                  <wp:docPr id="10" name="Picture 10"/>
+                  <wp:extent cx="3840480" cy="789656"/>
+                  <wp:docPr id="11" name="Picture 11"/>
                   <wp:cNvGraphicFramePr>
                     <a:graphicFrameLocks noChangeAspect="1"/>
                   </wp:cNvGraphicFramePr>
@@ -2429,11 +2454,11 @@
                     <a:graphicData uri="http://schemas.openxmlformats.org/drawingml/2006/picture">
                       <pic:pic>
                         <pic:nvPicPr>
-                          <pic:cNvPr id="0" name="g95c293217cfec5a7.png"/>
+                          <pic:cNvPr id="0" name="g08e3737eec849ce5.png"/>
                           <pic:cNvPicPr/>
                         </pic:nvPicPr>
                         <pic:blipFill>
-                          <a:blip r:embed="rId18"/>
+                          <a:blip r:embed="rId19"/>
                           <a:stretch>
                             <a:fillRect/>
                           </a:stretch>
@@ -2441,7 +2466,7 @@
                         <pic:spPr>
                           <a:xfrm>
                             <a:off x="0" y="0"/>
-                            <a:ext cx="3840480" cy="881289"/>
+                            <a:ext cx="3840480" cy="789656"/>
                           </a:xfrm>
                           <a:prstGeom prst="rect"/>
                         </pic:spPr>
@@ -2548,7 +2573,7 @@
               <w:drawing>
                 <wp:inline xmlns:a="http://schemas.openxmlformats.org/drawingml/2006/main" xmlns:pic="http://schemas.openxmlformats.org/drawingml/2006/picture">
                   <wp:extent cx="2926080" cy="1258727"/>
-                  <wp:docPr id="11" name="Picture 11"/>
+                  <wp:docPr id="12" name="Picture 12"/>
                   <wp:cNvGraphicFramePr>
                     <a:graphicFrameLocks noChangeAspect="1"/>
                   </wp:cNvGraphicFramePr>
@@ -2560,7 +2585,7 @@
                           <pic:cNvPicPr/>
                         </pic:nvPicPr>
                         <pic:blipFill>
-                          <a:blip r:embed="rId19"/>
+                          <a:blip r:embed="rId20"/>
                           <a:stretch>
                             <a:fillRect/>
                           </a:stretch>
@@ -2651,7 +2676,7 @@
                 <w:color w:val="1A1A1A"/>
                 <w:sz w:val="22"/>
               </w:rPr>
-              <w:t>Which triangle is similar to a triangle with sides 6, 9 and 12?</w:t>
+              <w:t>Which triangle is similar to a triangle with sides 6, 7 and 10?</w:t>
             </w:r>
             <w:r>
               <w:tab/>
@@ -2688,7 +2713,7 @@
                 <w:color w:val="1A1A1A"/>
                 <w:sz w:val="22"/>
               </w:rPr>
-              <w:t>A.  8, 12, 16</w:t>
+              <w:t>A.  12, 14, 20</w:t>
             </w:r>
           </w:p>
           <w:p>
@@ -2713,7 +2738,7 @@
                 <w:color w:val="1A1A1A"/>
                 <w:sz w:val="22"/>
               </w:rPr>
-              <w:t>B.  9, 12, 15</w:t>
+              <w:t>B.  10, 11, 14</w:t>
             </w:r>
           </w:p>
           <w:p>
@@ -2738,7 +2763,7 @@
                 <w:color w:val="1A1A1A"/>
                 <w:sz w:val="22"/>
               </w:rPr>
-              <w:t>C.  12, 18, 20</w:t>
+              <w:t>C.  12, 14, 18</w:t>
             </w:r>
           </w:p>
           <w:p>
@@ -2763,7 +2788,7 @@
                 <w:color w:val="1A1A1A"/>
                 <w:sz w:val="22"/>
               </w:rPr>
-              <w:t>D.  6, 9, 14</w:t>
+              <w:t>D.  6, 7, 12</w:t>
             </w:r>
           </w:p>
           <w:p>

--- a/a7/build/out/u6/A7 Unit 6 Relationships in Triangles - Practice Test.docx
+++ b/a7/build/out/u6/A7 Unit 6 Relationships in Triangles - Practice Test.docx
@@ -1316,7 +1316,7 @@
                     <a:graphicData uri="http://schemas.openxmlformats.org/drawingml/2006/picture">
                       <pic:pic>
                         <pic:nvPicPr>
-                          <pic:cNvPr id="0" name="g58526b6b16a26ee1.png"/>
+                          <pic:cNvPr id="0" name="g36a36514ffcafc80.png"/>
                           <pic:cNvPicPr/>
                         </pic:nvPicPr>
                         <pic:blipFill>
@@ -1857,7 +1857,7 @@
                     <a:graphicData uri="http://schemas.openxmlformats.org/drawingml/2006/picture">
                       <pic:pic>
                         <pic:nvPicPr>
-                          <pic:cNvPr id="0" name="gfac33b63cbad229b.png"/>
+                          <pic:cNvPr id="0" name="g6fcb21ee88eb34ba.png"/>
                           <pic:cNvPicPr/>
                         </pic:nvPicPr>
                         <pic:blipFill>
@@ -2056,7 +2056,7 @@
                     <a:graphicData uri="http://schemas.openxmlformats.org/drawingml/2006/picture">
                       <pic:pic>
                         <pic:nvPicPr>
-                          <pic:cNvPr id="0" name="ge3cd9032f5b85568.png"/>
+                          <pic:cNvPr id="0" name="g19969902e45f7f1f.png"/>
                           <pic:cNvPicPr/>
                         </pic:nvPicPr>
                         <pic:blipFill>
@@ -2422,7 +2422,7 @@
                 <w:color w:val="1A1A1A"/>
                 <w:sz w:val="22"/>
               </w:rPr>
-              <w:t>The two triangles are similar. Find x.</w:t>
+              <w:t>Triangle ABC is similar to triangle DEF. Find x.</w:t>
             </w:r>
             <w:r>
               <w:tab/>
@@ -2445,7 +2445,7 @@
             <w:r>
               <w:drawing>
                 <wp:inline xmlns:a="http://schemas.openxmlformats.org/drawingml/2006/main" xmlns:pic="http://schemas.openxmlformats.org/drawingml/2006/picture">
-                  <wp:extent cx="3840480" cy="789656"/>
+                  <wp:extent cx="3840480" cy="805827"/>
                   <wp:docPr id="11" name="Picture 11"/>
                   <wp:cNvGraphicFramePr>
                     <a:graphicFrameLocks noChangeAspect="1"/>
@@ -2454,7 +2454,7 @@
                     <a:graphicData uri="http://schemas.openxmlformats.org/drawingml/2006/picture">
                       <pic:pic>
                         <pic:nvPicPr>
-                          <pic:cNvPr id="0" name="g08e3737eec849ce5.png"/>
+                          <pic:cNvPr id="0" name="g94b328a987e0a2d7.png"/>
                           <pic:cNvPicPr/>
                         </pic:nvPicPr>
                         <pic:blipFill>
@@ -2466,7 +2466,7 @@
                         <pic:spPr>
                           <a:xfrm>
                             <a:off x="0" y="0"/>
-                            <a:ext cx="3840480" cy="789656"/>
+                            <a:ext cx="3840480" cy="805827"/>
                           </a:xfrm>
                           <a:prstGeom prst="rect"/>
                         </pic:spPr>
@@ -2581,7 +2581,7 @@
                     <a:graphicData uri="http://schemas.openxmlformats.org/drawingml/2006/picture">
                       <pic:pic>
                         <pic:nvPicPr>
-                          <pic:cNvPr id="0" name="g57d6b9c73052dfc2.png"/>
+                          <pic:cNvPr id="0" name="gb42504a6a73fd2db.png"/>
                           <pic:cNvPicPr/>
                         </pic:nvPicPr>
                         <pic:blipFill>

--- a/a7/build/out/u6/A7 Unit 6 Relationships in Triangles - Practice Test.docx
+++ b/a7/build/out/u6/A7 Unit 6 Relationships in Triangles - Practice Test.docx
@@ -203,7 +203,7 @@
           <w:color w:val="1A1A1A"/>
           <w:sz w:val="24"/>
         </w:rPr>
-        <w:t>Part 1.  Triangle Inequality and the Converse</w:t>
+        <w:t>Triangle Inequality and the Converse</w:t>
       </w:r>
       <w:r>
         <w:tab/>
@@ -958,7 +958,7 @@
           <w:color w:val="1A1A1A"/>
           <w:sz w:val="24"/>
         </w:rPr>
-        <w:t>Part 2.  The Pythagorean Theorem</w:t>
+        <w:t>The Pythagorean Theorem</w:t>
       </w:r>
       <w:r>
         <w:tab/>
@@ -1459,7 +1459,7 @@
             <w:r>
               <w:drawing>
                 <wp:inline xmlns:a="http://schemas.openxmlformats.org/drawingml/2006/main" xmlns:pic="http://schemas.openxmlformats.org/drawingml/2006/picture">
-                  <wp:extent cx="877824" cy="131064"/>
+                  <wp:extent cx="694944" cy="131064"/>
                   <wp:docPr id="7" name="Picture 7"/>
                   <wp:cNvGraphicFramePr>
                     <a:graphicFrameLocks noChangeAspect="1"/>
@@ -1468,7 +1468,7 @@
                     <a:graphicData uri="http://schemas.openxmlformats.org/drawingml/2006/picture">
                       <pic:pic>
                         <pic:nvPicPr>
-                          <pic:cNvPr id="0" name="9f0f45c6290a8aed.png"/>
+                          <pic:cNvPr id="0" name="d7c5b713ecc291b8.png"/>
                           <pic:cNvPicPr/>
                         </pic:nvPicPr>
                         <pic:blipFill>
@@ -1480,7 +1480,7 @@
                         <pic:spPr>
                           <a:xfrm>
                             <a:off x="0" y="0"/>
-                            <a:ext cx="877824" cy="131064"/>
+                            <a:ext cx="694944" cy="131064"/>
                           </a:xfrm>
                           <a:prstGeom prst="rect"/>
                         </pic:spPr>
@@ -1741,7 +1741,7 @@
           <w:color w:val="1A1A1A"/>
           <w:sz w:val="24"/>
         </w:rPr>
-        <w:t>Part 3.  Distance on the Coordinate Plane</w:t>
+        <w:t>Distance on the Coordinate Plane</w:t>
       </w:r>
       <w:r>
         <w:tab/>
@@ -2353,7 +2353,7 @@
           <w:color w:val="1A1A1A"/>
           <w:sz w:val="24"/>
         </w:rPr>
-        <w:t>Part 4.  Similar Triangles</w:t>
+        <w:t>Similar Triangles</w:t>
       </w:r>
       <w:r>
         <w:tab/>
